--- a/后台开发/JAVA开发/selvet学习笔记.docx
+++ b/后台开发/JAVA开发/selvet学习笔记.docx
@@ -2,6 +2,15 @@
 <file path=word/document.xml><?xml version="1.0" encoding="utf-8"?>
 <w:document xmlns:wpc="http://schemas.microsoft.com/office/word/2010/wordprocessingCanvas" xmlns:mc="http://schemas.openxmlformats.org/markup-compatibility/2006" xmlns:o="urn:schemas-microsoft-com:office:office" xmlns:r="http://schemas.openxmlformats.org/officeDocument/2006/relationships" xmlns:m="http://schemas.openxmlformats.org/officeDocument/2006/math" xmlns:v="urn:schemas-microsoft-com:vml" xmlns:wp14="http://schemas.microsoft.com/office/word/2010/wordprocessingDrawing" xmlns:wp="http://schemas.openxmlformats.org/drawingml/2006/wordprocessingDrawing" xmlns:w10="urn:schemas-microsoft-com:office:word" xmlns:w="http://schemas.openxmlformats.org/wordprocessingml/2006/main" xmlns:w14="http://schemas.microsoft.com/office/word/2010/wordml" xmlns:wpg="http://schemas.microsoft.com/office/word/2010/wordprocessingGroup" xmlns:wpi="http://schemas.microsoft.com/office/word/2010/wordprocessingInk" xmlns:wne="http://schemas.microsoft.com/office/word/2006/wordml" xmlns:wps="http://schemas.microsoft.com/office/word/2010/wordprocessingShape" mc:Ignorable="w14 wp14">
   <w:body>
+    <w:p>
+      <w:pPr>
+        <w:rPr>
+          <w:rFonts w:hint="eastAsia"/>
+        </w:rPr>
+      </w:pPr>
+      <w:bookmarkStart w:id="0" w:name="_GoBack"/>
+      <w:bookmarkEnd w:id="0"/>
+    </w:p>
     <w:p>
       <w:pPr>
         <w:pStyle w:val="1"/>
@@ -589,6 +598,7 @@
         <w:rPr>
           <w:rFonts w:hint="eastAsia"/>
         </w:rPr>
+        <w:lastRenderedPageBreak/>
         <w:t xml:space="preserve">1.3 </w:t>
       </w:r>
       <w:r>
@@ -645,14 +655,7 @@
         <w:rPr>
           <w:rFonts w:hint="eastAsia"/>
         </w:rPr>
-        <w:t>包，并设置相应的环境变量，除此之外我们还需</w:t>
-      </w:r>
-      <w:r>
-        <w:rPr>
-          <w:rFonts w:hint="eastAsia"/>
-        </w:rPr>
-        <w:lastRenderedPageBreak/>
-        <w:t>要一个</w:t>
+        <w:t>包，并设置相应的环境变量，除此之外我们还需要一个</w:t>
       </w:r>
       <w:r>
         <w:rPr>
@@ -1877,7 +1880,6 @@
         <w:rPr>
           <w:rFonts w:hint="eastAsia"/>
         </w:rPr>
-        <w:lastRenderedPageBreak/>
         <w:t xml:space="preserve">path </w:t>
       </w:r>
       <w:r>
@@ -2953,6 +2955,7 @@
         <w:t xml:space="preserve"> Servlet </w:t>
       </w:r>
       <w:r>
+        <w:lastRenderedPageBreak/>
         <w:t>实例</w:t>
       </w:r>
       <w:r>
@@ -3101,7 +3104,6 @@
         <w:jc w:val="left"/>
       </w:pPr>
       <w:r>
-        <w:lastRenderedPageBreak/>
         <w:t>}</w:t>
       </w:r>
     </w:p>
@@ -4505,6 +4507,16 @@
           <w:szCs w:val="18"/>
         </w:rPr>
         <w:br/>
+      </w:r>
+      <w:r>
+        <w:rPr>
+          <w:rFonts w:ascii="Consolas" w:eastAsia="宋体" w:hAnsi="Consolas" w:cs="宋体"/>
+          <w:color w:val="CC7832"/>
+          <w:kern w:val="0"/>
+          <w:sz w:val="18"/>
+          <w:szCs w:val="18"/>
+        </w:rPr>
+        <w:lastRenderedPageBreak/>
         <w:t xml:space="preserve">    </w:t>
       </w:r>
       <w:r>
@@ -5245,6 +5257,7 @@
         <w:rPr>
           <w:rFonts w:hint="eastAsia"/>
         </w:rPr>
+        <w:lastRenderedPageBreak/>
         <w:t xml:space="preserve">(1) </w:t>
       </w:r>
       <w:r>
@@ -5346,7 +5359,6 @@
         <w:rPr>
           <w:rFonts w:hint="eastAsia"/>
         </w:rPr>
-        <w:lastRenderedPageBreak/>
         <w:t>(2)</w:t>
       </w:r>
       <w:r>
@@ -6026,6 +6038,7 @@
         </w:numPr>
       </w:pPr>
       <w:r>
+        <w:lastRenderedPageBreak/>
         <w:t>Servlet</w:t>
       </w:r>
       <w:r>
@@ -6096,7 +6109,6 @@
         <w:rPr>
           <w:rFonts w:hint="eastAsia"/>
         </w:rPr>
-        <w:lastRenderedPageBreak/>
         <w:t>api</w:t>
       </w:r>
       <w:proofErr w:type="spellEnd"/>
@@ -7808,6 +7820,7 @@
         <w:rPr>
           <w:rFonts w:hint="eastAsia"/>
         </w:rPr>
+        <w:lastRenderedPageBreak/>
         <w:tab/>
       </w:r>
       <w:r>
@@ -7848,7 +7861,6 @@
         <w:rPr>
           <w:noProof/>
         </w:rPr>
-        <w:lastRenderedPageBreak/>
         <w:drawing>
           <wp:inline distT="0" distB="0" distL="0" distR="0" wp14:anchorId="4F8FA124" wp14:editId="481F871A">
             <wp:extent cx="5274310" cy="1617089"/>
@@ -8260,6 +8272,7 @@
         <w:rPr>
           <w:color w:val="00B0F0"/>
         </w:rPr>
+        <w:lastRenderedPageBreak/>
         <w:t xml:space="preserve">&lt;user </w:t>
       </w:r>
       <w:r>
@@ -8284,7 +8297,6 @@
         <w:rPr>
           <w:color w:val="00B0F0"/>
         </w:rPr>
-        <w:lastRenderedPageBreak/>
         <w:t>roles="manager-gui,manager-script,manager-jmx,manager-status,admin-script,admin-gui"/&gt;</w:t>
       </w:r>
     </w:p>
@@ -10356,7 +10368,11 @@
         <w:t>Servlet</w:t>
       </w:r>
       <w:r>
-        <w:t>则共享这个大仓库，并且各自拥有属于他们自己的小仓库</w:t>
+        <w:t>则共享这个大仓库，并且</w:t>
+      </w:r>
+      <w:r>
+        <w:lastRenderedPageBreak/>
+        <w:t>各自拥有属于他们自己的小仓库</w:t>
       </w:r>
       <w:r>
         <w:t>-</w:t>
@@ -10376,7 +10392,6 @@
       </w:pPr>
       <w:proofErr w:type="spellStart"/>
       <w:r>
-        <w:lastRenderedPageBreak/>
         <w:t>ServletContext</w:t>
       </w:r>
       <w:proofErr w:type="spellEnd"/>
@@ -13570,8 +13585,13 @@
       <w:r>
         <w:t>question</w:t>
       </w:r>
-      <w:r>
-        <w:t>?username=root&amp;password=123&amp;sex=1&amp;like=1</w:t>
+      <w:proofErr w:type="gramStart"/>
+      <w:r>
+        <w:t>?username</w:t>
+      </w:r>
+      <w:proofErr w:type="gramEnd"/>
+      <w:r>
+        <w:t>=root&amp;password=123&amp;sex=1&amp;like=1</w:t>
       </w:r>
     </w:p>
     <w:p>
@@ -24357,8 +24377,6 @@
         </w:rPr>
         <w:t>当然，前端插件也是可以使用的</w:t>
       </w:r>
-      <w:bookmarkStart w:id="0" w:name="_GoBack"/>
-      <w:bookmarkEnd w:id="0"/>
     </w:p>
     <w:p>
       <w:pPr>
